--- a/docs/training/print/training-roster.docx
+++ b/docs/training/print/training-roster.docx
@@ -27,7 +27,7 @@
           <w:sz w:val="19"/>
           <w:szCs w:val="19"/>
         </w:rPr>
-        <w:t xml:space="preserve">0 people on Teams &amp; crew · 0 trained so far · 2026-10-26 · tick the box as each person finishes the wall, and sign</w:t>
+        <w:t xml:space="preserve">0 people on Teams &amp; crew · 0 trained so far · 2026-10-27 · tick the box as each person finishes the wall, and sign</w:t>
       </w:r>
     </w:p>
     <w:p>
